--- a/pr-preview/pr-412/estimation-handout-tracked-changes.docx
+++ b/pr-preview/pr-412/estimation-handout-tracked-changes.docx
@@ -16,7 +16,7 @@
       </w:pPr>
       <w:del w:id="1" w:author="PR Preview" w:date="2026-01-01T00:00:00Z">
         <w:r>
-          <w:delText xml:space="preserve">Last modified: 2026-10-20 14:23:26 (PDT)</w:delText>
+          <w:delText xml:space="preserve">Last modified: 2026-10-26 09:58:58 (PDT)</w:delText>
         </w:r>
       </w:del>
     </w:p>
@@ -26,7 +26,7 @@
       </w:pPr>
       <w:ins w:id="2" w:author="PR Preview" w:date="2026-01-01T00:00:00Z">
         <w:r>
-          <w:t xml:space="preserve">Last modified: 2026-10-21 11:52:50 (PDT)</w:t>
+          <w:t xml:space="preserve">Last modified: 2026-10-26 11:08:19 (PDT)</w:t>
         </w:r>
       </w:ins>
     </w:p>
@@ -3340,6 +3340,7 @@
       <m:oMath>
         <m:r>
           <m:rPr>
+            <m:scr m:val="double-struck"/>
             <m:sty m:val="p"/>
           </m:rPr>
           <m:t>E</m:t>
@@ -3901,7 +3902,7 @@
     </w:p>
     <w:bookmarkEnd w:id="38"/>
     <w:bookmarkEnd w:id="39"/>
-    <w:bookmarkStart w:id="109" w:name="sec-est-accuracy"/>
+    <w:bookmarkStart w:id="110" w:name="sec-est-accuracy"/>
     <w:p>
       <w:pPr>
         <w:pStyle w:val="Heading2"/>
@@ -4700,6 +4701,7 @@
           </m:limUpp>
           <m:r>
             <m:rPr>
+              <m:scr m:val="double-struck"/>
               <m:sty m:val="p"/>
             </m:rPr>
             <m:t>E</m:t>
@@ -4899,6 +4901,7 @@
       <m:oMath>
         <m:r>
           <m:rPr>
+            <m:scr m:val="double-struck"/>
             <m:sty m:val="p"/>
           </m:rPr>
           <m:t>E</m:t>
@@ -5032,6 +5035,7 @@
               </m:limUpp>
               <m:r>
                 <m:rPr>
+                  <m:scr m:val="double-struck"/>
                   <m:sty m:val="p"/>
                 </m:rPr>
                 <m:t>E</m:t>
@@ -5107,6 +5111,7 @@
               </m:r>
               <m:r>
                 <m:rPr>
+                  <m:scr m:val="double-struck"/>
                   <m:sty m:val="p"/>
                 </m:rPr>
                 <m:t>E</m:t>
@@ -5172,6 +5177,7 @@
               </m:r>
               <m:r>
                 <m:rPr>
+                  <m:scr m:val="double-struck"/>
                   <m:sty m:val="p"/>
                 </m:rPr>
                 <m:t>E</m:t>
@@ -5210,6 +5216,7 @@
               </m:r>
               <m:r>
                 <m:rPr>
+                  <m:scr m:val="double-struck"/>
                   <m:sty m:val="p"/>
                 </m:rPr>
                 <m:t>E</m:t>
@@ -5259,6 +5266,7 @@
               </m:r>
               <m:r>
                 <m:rPr>
+                  <m:scr m:val="double-struck"/>
                   <m:sty m:val="p"/>
                 </m:rPr>
                 <m:t>E</m:t>
@@ -5389,6 +5397,7 @@
           </m:r>
           <m:r>
             <m:rPr>
+              <m:scr m:val="double-struck"/>
               <m:sty m:val="p"/>
             </m:rPr>
             <m:t>E</m:t>
@@ -5541,6 +5550,7 @@
       <m:oMath>
         <m:r>
           <m:rPr>
+            <m:scr m:val="double-struck"/>
             <m:sty m:val="p"/>
           </m:rPr>
           <m:t>E</m:t>
@@ -5708,6 +5718,7 @@
               </m:r>
               <m:r>
                 <m:rPr>
+                  <m:scr m:val="double-struck"/>
                   <m:sty m:val="p"/>
                 </m:rPr>
                 <m:t>E</m:t>
@@ -5773,6 +5784,7 @@
               </m:r>
               <m:r>
                 <m:rPr>
+                  <m:scr m:val="double-struck"/>
                   <m:sty m:val="p"/>
                 </m:rPr>
                 <m:t>E</m:t>
@@ -5916,6 +5928,7 @@
               </m:f>
               <m:r>
                 <m:rPr>
+                  <m:scr m:val="double-struck"/>
                   <m:sty m:val="p"/>
                 </m:rPr>
                 <m:t>E</m:t>
@@ -6076,6 +6089,7 @@
                 <m:e>
                   <m:r>
                     <m:rPr>
+                      <m:scr m:val="double-struck"/>
                       <m:sty m:val="p"/>
                     </m:rPr>
                     <m:t>E</m:t>
@@ -6214,6 +6228,7 @@
               </m:r>
               <m:r>
                 <m:rPr>
+                  <m:scr m:val="double-struck"/>
                   <m:sty m:val="p"/>
                 </m:rPr>
                 <m:t>E</m:t>
@@ -6554,6 +6569,7 @@
               </m:r>
               <m:r>
                 <m:rPr>
+                  <m:scr m:val="double-struck"/>
                   <m:sty m:val="p"/>
                 </m:rPr>
                 <m:t>E</m:t>
@@ -6646,6 +6662,7 @@
               </m:r>
               <m:r>
                 <m:rPr>
+                  <m:scr m:val="double-struck"/>
                   <m:sty m:val="p"/>
                 </m:rPr>
                 <m:t>E</m:t>
@@ -6800,7 +6817,7 @@
     </w:p>
     <w:bookmarkEnd w:id="51"/>
     <w:bookmarkEnd w:id="52"/>
-    <w:bookmarkStart w:id="77" w:name="mean-squared-error"/>
+    <w:bookmarkStart w:id="78" w:name="mean-squared-error"/>
     <w:p>
       <w:pPr>
         <w:pStyle w:val="Heading3"/>
@@ -7062,6 +7079,7 @@
           </m:limUpp>
           <m:r>
             <m:rPr>
+              <m:scr m:val="double-struck"/>
               <m:sty m:val="p"/>
             </m:rPr>
             <m:t>E</m:t>
@@ -7280,6 +7298,7 @@
       <m:oMath>
         <m:r>
           <m:rPr>
+            <m:scr m:val="double-struck"/>
             <m:sty m:val="p"/>
           </m:rPr>
           <m:t>E</m:t>
@@ -7438,6 +7457,7 @@
                     <m:e>
                       <m:r>
                         <m:rPr>
+                          <m:scr m:val="double-struck"/>
                           <m:sty m:val="p"/>
                         </m:rPr>
                         <m:t>E</m:t>
@@ -7528,6 +7548,7 @@
                     <m:e>
                       <m:r>
                         <m:rPr>
+                          <m:scr m:val="double-struck"/>
                           <m:sty m:val="p"/>
                         </m:rPr>
                         <m:t>E</m:t>
@@ -7581,6 +7602,7 @@
               </m:r>
               <m:r>
                 <m:rPr>
+                  <m:scr m:val="double-struck"/>
                   <m:sty m:val="p"/>
                 </m:rPr>
                 <m:t>E</m:t>
@@ -7812,6 +7834,7 @@
                 <m:e>
                   <m:r>
                     <m:rPr>
+                      <m:scr m:val="double-struck"/>
                       <m:sty m:val="p"/>
                     </m:rPr>
                     <m:t>E</m:t>
@@ -7865,6 +7888,7 @@
           </m:r>
           <m:r>
             <m:rPr>
+              <m:scr m:val="double-struck"/>
               <m:sty m:val="p"/>
             </m:rPr>
             <m:t>E</m:t>
@@ -8116,6 +8140,7 @@
       <m:oMath>
         <m:r>
           <m:rPr>
+            <m:scr m:val="double-struck"/>
             <m:sty m:val="p"/>
           </m:rPr>
           <m:t>E</m:t>
@@ -8165,6 +8190,7 @@
       <m:oMath>
         <m:r>
           <m:rPr>
+            <m:scr m:val="double-struck"/>
             <m:sty m:val="p"/>
           </m:rPr>
           <m:t>E</m:t>
@@ -8298,6 +8324,7 @@
           </m:r>
           <m:r>
             <m:rPr>
+              <m:scr m:val="double-struck"/>
               <m:sty m:val="p"/>
             </m:rPr>
             <m:t>E</m:t>
@@ -8358,6 +8385,7 @@
                 <m:e>
                   <m:r>
                     <m:rPr>
+                      <m:scr m:val="double-struck"/>
                       <m:sty m:val="p"/>
                     </m:rPr>
                     <m:t>E</m:t>
@@ -8509,6 +8537,7 @@
         </m:r>
         <m:r>
           <m:rPr>
+            <m:scr m:val="double-struck"/>
             <m:sty m:val="p"/>
           </m:rPr>
           <m:t>E</m:t>
@@ -8576,6 +8605,7 @@
       <m:oMath>
         <m:r>
           <m:rPr>
+            <m:scr m:val="double-struck"/>
             <m:sty m:val="p"/>
           </m:rPr>
           <m:t>E</m:t>
@@ -9235,6 +9265,7 @@
               </m:r>
               <m:r>
                 <m:rPr>
+                  <m:scr m:val="double-struck"/>
                   <m:sty m:val="p"/>
                 </m:rPr>
                 <m:t>E</m:t>
@@ -9350,6 +9381,7 @@
               </m:r>
               <m:r>
                 <m:rPr>
+                  <m:scr m:val="double-struck"/>
                   <m:sty m:val="p"/>
                 </m:rPr>
                 <m:t>E</m:t>
@@ -9564,6 +9596,7 @@
               </m:r>
               <m:r>
                 <m:rPr>
+                  <m:scr m:val="double-struck"/>
                   <m:sty m:val="p"/>
                 </m:rPr>
                 <m:t>E</m:t>
@@ -9794,6 +9827,7 @@
               </m:r>
               <m:r>
                 <m:rPr>
+                  <m:scr m:val="double-struck"/>
                   <m:sty m:val="p"/>
                 </m:rPr>
                 <m:t>E</m:t>
@@ -9945,6 +9979,7 @@
               </m:r>
               <m:r>
                 <m:rPr>
+                  <m:scr m:val="double-struck"/>
                   <m:sty m:val="p"/>
                 </m:rPr>
                 <m:t>E</m:t>
@@ -10268,6 +10303,7 @@
           </m:r>
           <m:r>
             <m:rPr>
+              <m:scr m:val="double-struck"/>
               <m:sty m:val="p"/>
             </m:rPr>
             <m:t>E</m:t>
@@ -10318,6 +10354,7 @@
           </m:r>
           <m:r>
             <m:rPr>
+              <m:scr m:val="double-struck"/>
               <m:sty m:val="p"/>
             </m:rPr>
             <m:t>E</m:t>
@@ -10517,6 +10554,7 @@
       <m:oMath>
         <m:r>
           <m:rPr>
+            <m:scr m:val="double-struck"/>
             <m:sty m:val="p"/>
           </m:rPr>
           <m:t>E</m:t>
@@ -10566,6 +10604,7 @@
       <m:oMath>
         <m:r>
           <m:rPr>
+            <m:scr m:val="double-struck"/>
             <m:sty m:val="p"/>
           </m:rPr>
           <m:t>E</m:t>
@@ -10696,6 +10735,7 @@
               </m:limUpp>
               <m:r>
                 <m:rPr>
+                  <m:scr m:val="double-struck"/>
                   <m:sty m:val="p"/>
                 </m:rPr>
                 <m:t>E</m:t>
@@ -10796,6 +10836,7 @@
               </m:r>
               <m:r>
                 <m:rPr>
+                  <m:scr m:val="double-struck"/>
                   <m:sty m:val="p"/>
                 </m:rPr>
                 <m:t>E</m:t>
@@ -10882,6 +10923,7 @@
               </m:r>
               <m:r>
                 <m:rPr>
+                  <m:scr m:val="double-struck"/>
                   <m:sty m:val="p"/>
                 </m:rPr>
                 <m:t>E</m:t>
@@ -10987,6 +11029,7 @@
               </m:r>
               <m:r>
                 <m:rPr>
+                  <m:scr m:val="double-struck"/>
                   <m:sty m:val="p"/>
                 </m:rPr>
                 <m:t>E</m:t>
@@ -11034,6 +11077,7 @@
               </m:r>
               <m:r>
                 <m:rPr>
+                  <m:scr m:val="double-struck"/>
                   <m:sty m:val="p"/>
                 </m:rPr>
                 <m:t>E</m:t>
@@ -11078,6 +11122,7 @@
               </m:r>
               <m:r>
                 <m:rPr>
+                  <m:scr m:val="double-struck"/>
                   <m:sty m:val="p"/>
                 </m:rPr>
                 <m:t>E</m:t>
@@ -11136,6 +11181,7 @@
               </m:r>
               <m:r>
                 <m:rPr>
+                  <m:scr m:val="double-struck"/>
                   <m:sty m:val="p"/>
                 </m:rPr>
                 <m:t>E</m:t>
@@ -11186,6 +11232,7 @@
               </m:r>
               <m:r>
                 <m:rPr>
+                  <m:scr m:val="double-struck"/>
                   <m:sty m:val="p"/>
                 </m:rPr>
                 <m:t>E</m:t>
@@ -11227,6 +11274,7 @@
               </m:r>
               <m:r>
                 <m:rPr>
+                  <m:scr m:val="double-struck"/>
                   <m:sty m:val="p"/>
                 </m:rPr>
                 <m:t>E</m:t>
@@ -11298,6 +11346,7 @@
               </m:r>
               <m:r>
                 <m:rPr>
+                  <m:scr m:val="double-struck"/>
                   <m:sty m:val="p"/>
                 </m:rPr>
                 <m:t>E</m:t>
@@ -11348,6 +11397,7 @@
               </m:r>
               <m:r>
                 <m:rPr>
+                  <m:scr m:val="double-struck"/>
                   <m:sty m:val="p"/>
                 </m:rPr>
                 <m:t>E</m:t>
@@ -11541,6 +11591,7 @@
           </m:r>
           <m:r>
             <m:rPr>
+              <m:scr m:val="double-struck"/>
               <m:sty m:val="p"/>
             </m:rPr>
             <m:t>E</m:t>
@@ -11591,6 +11642,7 @@
           </m:r>
           <m:r>
             <m:rPr>
+              <m:scr m:val="double-struck"/>
               <m:sty m:val="p"/>
             </m:rPr>
             <m:t>E</m:t>
@@ -12098,6 +12150,7 @@
       <m:oMath>
         <m:r>
           <m:rPr>
+            <m:scr m:val="double-struck"/>
             <m:sty m:val="p"/>
           </m:rPr>
           <m:t>E</m:t>
@@ -12148,6 +12201,7 @@
         </m:r>
         <m:r>
           <m:rPr>
+            <m:scr m:val="double-struck"/>
             <m:sty m:val="p"/>
           </m:rPr>
           <m:t>E</m:t>
@@ -12375,7 +12429,7 @@
       </w:r>
     </w:p>
     <w:bookmarkEnd w:id="71"/>
-    <w:bookmarkStart w:id="73" w:name="exm-mse-sample-mean"/>
+    <w:bookmarkStart w:id="74" w:name="exm-mse-sample-mean"/>
     <w:p>
       <w:pPr>
         <w:pStyle w:val="FirstParagraph"/>
@@ -13804,6 +13858,58 @@
       <w:r>
         <w:t xml:space="preserve">whose covariance terms are all zero for independent variables.</w:t>
       </w:r>
+      <w:r>
+        <w:t xml:space="preserve"> </w:t>
+      </w:r>
+      <w:r>
+        <w:t xml:space="preserve">The result</w:t>
+      </w:r>
+      <w:r>
+        <w:t xml:space="preserve"> </w:t>
+      </w:r>
+      <m:oMath>
+        <m:sSup>
+          <m:e>
+            <m:r>
+              <m:t>σ</m:t>
+            </m:r>
+          </m:e>
+          <m:sup>
+            <m:r>
+              <m:t>2</m:t>
+            </m:r>
+          </m:sup>
+        </m:sSup>
+        <m:r>
+          <m:rPr>
+            <m:sty m:val="p"/>
+          </m:rPr>
+          <m:t>/</m:t>
+        </m:r>
+        <m:r>
+          <m:t>n</m:t>
+        </m:r>
+      </m:oMath>
+      <w:r>
+        <w:t xml:space="preserve"> </w:t>
+      </w:r>
+      <w:r>
+        <w:t xml:space="preserve">is the</w:t>
+      </w:r>
+      <w:r>
+        <w:t xml:space="preserve"> </w:t>
+      </w:r>
+      <w:hyperlink r:id="rId73">
+        <w:r>
+          <w:rPr>
+            <w:rStyle w:val="Hyperlink"/>
+          </w:rPr>
+          <w:t xml:space="preserve">variance of an IID sample mean</w:t>
+        </w:r>
+      </w:hyperlink>
+      <w:r>
+        <w:t xml:space="preserve">.</w:t>
+      </w:r>
     </w:p>
     <w:p>
       <w:pPr>
@@ -14085,8 +14191,8 @@
         <w:t xml:space="preserve">’s.</w:t>
       </w:r>
     </w:p>
-    <w:bookmarkEnd w:id="73"/>
-    <w:bookmarkStart w:id="74" w:name="def-rmse"/>
+    <w:bookmarkEnd w:id="74"/>
+    <w:bookmarkStart w:id="75" w:name="def-rmse"/>
     <w:p>
       <w:pPr>
         <w:pStyle w:val="BodyText"/>
@@ -14298,8 +14404,8 @@
         <w:t xml:space="preserve">.</w:t>
       </w:r>
     </w:p>
-    <w:bookmarkEnd w:id="74"/>
-    <w:bookmarkStart w:id="75" w:name="exm-rmse-sample-mean"/>
+    <w:bookmarkEnd w:id="75"/>
+    <w:bookmarkStart w:id="76" w:name="exm-rmse-sample-mean"/>
     <w:p>
       <w:pPr>
         <w:pStyle w:val="BodyText"/>
@@ -14387,8 +14493,8 @@
         <w:t xml:space="preserve">.</w:t>
       </w:r>
     </w:p>
-    <w:bookmarkEnd w:id="75"/>
-    <w:bookmarkStart w:id="76" w:name="rem-rmse-units"/>
+    <w:bookmarkEnd w:id="76"/>
+    <w:bookmarkStart w:id="77" w:name="rem-rmse-units"/>
     <w:p>
       <w:pPr>
         <w:pStyle w:val="BodyText"/>
@@ -14407,7 +14513,7 @@
         <w:t xml:space="preserve">The pRMSE has the same units as the estimand.</w:t>
       </w:r>
     </w:p>
-    <w:bookmarkEnd w:id="76"/>
+    <w:bookmarkEnd w:id="77"/>
     <w:p>
       <w:pPr>
         <w:pStyle w:val="BodyText"/>
@@ -14422,8 +14528,8 @@
         <w:t xml:space="preserve">covers mean squared error.</w:t>
       </w:r>
     </w:p>
-    <w:bookmarkEnd w:id="77"/>
-    <w:bookmarkStart w:id="91" w:name="sec-unbiased-estimators"/>
+    <w:bookmarkEnd w:id="78"/>
+    <w:bookmarkStart w:id="92" w:name="sec-unbiased-estimators"/>
     <w:p>
       <w:pPr>
         <w:pStyle w:val="Heading3"/>
@@ -14432,7 +14538,7 @@
         <w:t xml:space="preserve">3.6 Unbiased estimators</w:t>
       </w:r>
     </w:p>
-    <w:bookmarkStart w:id="78" w:name="def-unbiased"/>
+    <w:bookmarkStart w:id="79" w:name="def-unbiased"/>
     <w:p>
       <w:pPr>
         <w:pStyle w:val="FirstParagraph"/>
@@ -14558,8 +14664,8 @@
         </m:oMath>
       </m:oMathPara>
     </w:p>
-    <w:bookmarkEnd w:id="78"/>
-    <w:bookmarkStart w:id="79" w:name="def-biased"/>
+    <w:bookmarkEnd w:id="79"/>
+    <w:bookmarkStart w:id="80" w:name="def-biased"/>
     <w:p>
       <w:pPr>
         <w:pStyle w:val="FirstParagraph"/>
@@ -14685,8 +14791,8 @@
         </m:oMath>
       </m:oMathPara>
     </w:p>
-    <w:bookmarkEnd w:id="79"/>
-    <w:bookmarkStart w:id="80" w:name="exm-unbiased-sample-mean"/>
+    <w:bookmarkEnd w:id="80"/>
+    <w:bookmarkStart w:id="81" w:name="exm-unbiased-sample-mean"/>
     <w:p>
       <w:pPr>
         <w:pStyle w:val="FirstParagraph"/>
@@ -14900,8 +15006,8 @@
         <w:t xml:space="preserve">.</w:t>
       </w:r>
     </w:p>
-    <w:bookmarkEnd w:id="80"/>
-    <w:bookmarkStart w:id="82" w:name="exm-biased-variance-mle"/>
+    <w:bookmarkEnd w:id="81"/>
+    <w:bookmarkStart w:id="83" w:name="exm-biased-variance-mle"/>
     <w:p>
       <w:pPr>
         <w:pStyle w:val="BodyText"/>
@@ -15079,7 +15185,7 @@
       <w:r>
         <w:t xml:space="preserve"> </w:t>
       </w:r>
-      <w:hyperlink r:id="rId81">
+      <w:hyperlink r:id="rId82">
         <w:r>
           <w:rPr>
             <w:rStyle w:val="Hyperlink"/>
@@ -15510,6 +15616,7 @@
             <m:e>
               <m:r>
                 <m:rPr>
+                  <m:scr m:val="double-struck"/>
                   <m:sty m:val="p"/>
                 </m:rPr>
                 <m:t>E</m:t>
@@ -15611,6 +15718,7 @@
                     <m:e>
                       <m:r>
                         <m:rPr>
+                          <m:scr m:val="double-struck"/>
                           <m:sty m:val="p"/>
                         </m:rPr>
                         <m:t>E</m:t>
@@ -15722,6 +15830,7 @@
             <m:e>
               <m:r>
                 <m:rPr>
+                  <m:scr m:val="double-struck"/>
                   <m:sty m:val="p"/>
                 </m:rPr>
                 <m:t>E</m:t>
@@ -15823,6 +15932,7 @@
                     <m:e>
                       <m:r>
                         <m:rPr>
+                          <m:scr m:val="double-struck"/>
                           <m:sty m:val="p"/>
                         </m:rPr>
                         <m:t>E</m:t>
@@ -15972,6 +16082,7 @@
             <m:e>
               <m:r>
                 <m:rPr>
+                  <m:scr m:val="double-struck"/>
                   <m:sty m:val="p"/>
                 </m:rPr>
                 <m:t>E</m:t>
@@ -16081,6 +16192,7 @@
               </m:r>
               <m:r>
                 <m:rPr>
+                  <m:scr m:val="double-struck"/>
                   <m:sty m:val="p"/>
                 </m:rPr>
                 <m:t>E</m:t>
@@ -16245,6 +16357,7 @@
               </m:r>
               <m:r>
                 <m:rPr>
+                  <m:scr m:val="double-struck"/>
                   <m:sty m:val="p"/>
                 </m:rPr>
                 <m:t>E</m:t>
@@ -16436,7 +16549,7 @@
                   <m:nor/>
                   <m:sty m:val="p"/>
                 </m:rPr>
-                <m:t>(split the sum)</m:t>
+                <m:t>(distribute the sum over the terms)</m:t>
               </m:r>
             </m:e>
             <m:e>
@@ -16451,6 +16564,7 @@
               </m:r>
               <m:r>
                 <m:rPr>
+                  <m:scr m:val="double-struck"/>
                   <m:sty m:val="p"/>
                 </m:rPr>
                 <m:t>E</m:t>
@@ -16677,6 +16791,7 @@
               </m:r>
               <m:r>
                 <m:rPr>
+                  <m:scr m:val="double-struck"/>
                   <m:sty m:val="p"/>
                 </m:rPr>
                 <m:t>E</m:t>
@@ -16893,6 +17008,7 @@
               </m:r>
               <m:r>
                 <m:rPr>
+                  <m:scr m:val="double-struck"/>
                   <m:sty m:val="p"/>
                 </m:rPr>
                 <m:t>E</m:t>
@@ -17118,6 +17234,7 @@
               </m:r>
               <m:r>
                 <m:rPr>
+                  <m:scr m:val="double-struck"/>
                   <m:sty m:val="p"/>
                 </m:rPr>
                 <m:t>E</m:t>
@@ -17308,6 +17425,7 @@
               </m:r>
               <m:r>
                 <m:rPr>
+                  <m:scr m:val="double-struck"/>
                   <m:sty m:val="p"/>
                 </m:rPr>
                 <m:t>E</m:t>
@@ -17454,6 +17572,7 @@
               </m:r>
               <m:r>
                 <m:rPr>
+                  <m:scr m:val="double-struck"/>
                   <m:sty m:val="p"/>
                 </m:rPr>
                 <m:t>E</m:t>
@@ -17528,6 +17647,7 @@
               </m:r>
               <m:r>
                 <m:rPr>
+                  <m:scr m:val="double-struck"/>
                   <m:sty m:val="p"/>
                 </m:rPr>
                 <m:t>E</m:t>
@@ -17623,6 +17743,7 @@
                 <m:e>
                   <m:r>
                     <m:rPr>
+                      <m:scr m:val="double-struck"/>
                       <m:sty m:val="p"/>
                     </m:rPr>
                     <m:t>E</m:t>
@@ -17670,6 +17791,7 @@
               </m:r>
               <m:r>
                 <m:rPr>
+                  <m:scr m:val="double-struck"/>
                   <m:sty m:val="p"/>
                 </m:rPr>
                 <m:t>E</m:t>
@@ -17765,6 +17887,7 @@
                 <m:e>
                   <m:r>
                     <m:rPr>
+                      <m:scr m:val="double-struck"/>
                       <m:sty m:val="p"/>
                     </m:rPr>
                     <m:t>E</m:t>
@@ -17815,6 +17938,7 @@
               </m:r>
               <m:r>
                 <m:rPr>
+                  <m:scr m:val="double-struck"/>
                   <m:sty m:val="p"/>
                 </m:rPr>
                 <m:t>E</m:t>
@@ -17970,6 +18094,7 @@
               </m:r>
               <m:r>
                 <m:rPr>
+                  <m:scr m:val="double-struck"/>
                   <m:sty m:val="p"/>
                 </m:rPr>
                 <m:t>E</m:t>
@@ -18024,6 +18149,7 @@
               </m:r>
               <m:r>
                 <m:rPr>
+                  <m:scr m:val="double-struck"/>
                   <m:sty m:val="p"/>
                 </m:rPr>
                 <m:t>E</m:t>
@@ -18135,6 +18261,7 @@
               </m:r>
               <m:r>
                 <m:rPr>
+                  <m:scr m:val="double-struck"/>
                   <m:sty m:val="p"/>
                 </m:rPr>
                 <m:t>E</m:t>
@@ -18372,6 +18499,7 @@
               </m:r>
               <m:r>
                 <m:rPr>
+                  <m:scr m:val="double-struck"/>
                   <m:sty m:val="p"/>
                 </m:rPr>
                 <m:t>E</m:t>
@@ -19235,6 +19363,7 @@
             <m:e>
               <m:r>
                 <m:rPr>
+                  <m:scr m:val="double-struck"/>
                   <m:sty m:val="p"/>
                 </m:rPr>
                 <m:t>E</m:t>
@@ -19487,6 +19616,7 @@
       <m:oMath>
         <m:r>
           <m:rPr>
+            <m:scr m:val="double-struck"/>
             <m:sty m:val="p"/>
           </m:rPr>
           <m:t>E</m:t>
@@ -19651,6 +19781,7 @@
               </m:r>
               <m:r>
                 <m:rPr>
+                  <m:scr m:val="double-struck"/>
                   <m:sty m:val="p"/>
                 </m:rPr>
                 <m:t>E</m:t>
@@ -19801,6 +19932,7 @@
               </m:r>
               <m:r>
                 <m:rPr>
+                  <m:scr m:val="double-struck"/>
                   <m:sty m:val="p"/>
                 </m:rPr>
                 <m:t>E</m:t>
@@ -20251,8 +20383,8 @@
         <w:t xml:space="preserve">grows.</w:t>
       </w:r>
     </w:p>
-    <w:bookmarkEnd w:id="82"/>
-    <w:bookmarkStart w:id="83" w:name="exr-unbiased-exp"/>
+    <w:bookmarkEnd w:id="83"/>
+    <w:bookmarkStart w:id="84" w:name="exr-unbiased-exp"/>
     <w:p>
       <w:pPr>
         <w:pStyle w:val="BodyText"/>
@@ -20296,6 +20428,7 @@
       <m:oMath>
         <m:r>
           <m:rPr>
+            <m:scr m:val="double-struck"/>
             <m:sty m:val="p"/>
           </m:rPr>
           <m:t>E</m:t>
@@ -20383,8 +20516,8 @@
         <w:t xml:space="preserve">.</w:t>
       </w:r>
     </w:p>
-    <w:bookmarkEnd w:id="83"/>
-    <w:bookmarkStart w:id="84" w:name="sol-unbiased-exp"/>
+    <w:bookmarkEnd w:id="84"/>
+    <w:bookmarkStart w:id="85" w:name="sol-unbiased-exp"/>
     <w:p>
       <w:pPr>
         <w:pStyle w:val="BodyText"/>
@@ -20481,6 +20614,7 @@
               </m:r>
               <m:r>
                 <m:rPr>
+                  <m:scr m:val="double-struck"/>
                   <m:sty m:val="p"/>
                 </m:rPr>
                 <m:t>E</m:t>
@@ -20565,6 +20699,7 @@
       <m:oMath>
         <m:r>
           <m:rPr>
+            <m:scr m:val="double-struck"/>
             <m:sty m:val="p"/>
           </m:rPr>
           <m:t>E</m:t>
@@ -20609,8 +20744,8 @@
         <w:t xml:space="preserve">.</w:t>
       </w:r>
     </w:p>
-    <w:bookmarkEnd w:id="84"/>
-    <w:bookmarkStart w:id="85" w:name="exr-unbiased-mse"/>
+    <w:bookmarkEnd w:id="85"/>
+    <w:bookmarkStart w:id="86" w:name="exr-unbiased-mse"/>
     <w:p>
       <w:pPr>
         <w:pStyle w:val="BodyText"/>
@@ -20704,8 +20839,8 @@
         <w:t xml:space="preserve">in terms of its variance.</w:t>
       </w:r>
     </w:p>
-    <w:bookmarkEnd w:id="85"/>
-    <w:bookmarkStart w:id="86" w:name="sol-unbiased-mse"/>
+    <w:bookmarkEnd w:id="86"/>
+    <w:bookmarkStart w:id="87" w:name="sol-unbiased-mse"/>
     <w:p>
       <w:pPr>
         <w:pStyle w:val="BodyText"/>
@@ -21044,8 +21179,8 @@
         </m:oMath>
       </m:oMathPara>
     </w:p>
-    <w:bookmarkEnd w:id="86"/>
-    <w:bookmarkStart w:id="89" w:name="thm-unbiased-props"/>
+    <w:bookmarkEnd w:id="87"/>
+    <w:bookmarkStart w:id="90" w:name="thm-unbiased-props"/>
     <w:p>
       <w:pPr>
         <w:pStyle w:val="FirstParagraph"/>
@@ -21117,7 +21252,7 @@
       <w:pPr>
         <w:pStyle w:val="BodyText"/>
       </w:pPr>
-      <w:bookmarkStart w:id="87" w:name="eq-unbiased-exp"/>
+      <w:bookmarkStart w:id="88" w:name="eq-unbiased-exp"/>
       <m:oMathPara>
         <m:oMathParaPr>
           <m:jc m:val="center"/>
@@ -21125,6 +21260,7 @@
         <m:oMath>
           <m:r>
             <m:rPr>
+              <m:scr m:val="double-struck"/>
               <m:sty m:val="p"/>
             </m:rPr>
             <m:t>E</m:t>
@@ -21184,13 +21320,13 @@
           </m:r>
         </m:oMath>
       </m:oMathPara>
-      <w:bookmarkEnd w:id="87"/>
+      <w:bookmarkEnd w:id="88"/>
     </w:p>
     <w:p>
       <w:pPr>
         <w:pStyle w:val="FirstParagraph"/>
       </w:pPr>
-      <w:bookmarkStart w:id="88" w:name="eq-unbiased-mse"/>
+      <w:bookmarkStart w:id="89" w:name="eq-unbiased-mse"/>
       <m:oMathPara>
         <m:oMathParaPr>
           <m:jc m:val="center"/>
@@ -21286,9 +21422,9 @@
           </m:r>
         </m:oMath>
       </m:oMathPara>
-      <w:bookmarkEnd w:id="88"/>
+      <w:bookmarkEnd w:id="89"/>
     </w:p>
-    <w:bookmarkEnd w:id="89"/>
+    <w:bookmarkEnd w:id="90"/>
     <w:p>
       <w:pPr>
         <w:pStyle w:val="FirstParagraph"/>
@@ -21379,7 +21515,7 @@
       <w:r>
         <w:t xml:space="preserve"> </w:t>
       </w:r>
-      <w:hyperlink r:id="rId90">
+      <w:hyperlink r:id="rId91">
         <w:r>
           <w:rPr>
             <w:rStyle w:val="Hyperlink"/>
@@ -21406,8 +21542,8 @@
         <w:t xml:space="preserve">.</w:t>
       </w:r>
     </w:p>
-    <w:bookmarkEnd w:id="91"/>
-    <w:bookmarkStart w:id="94" w:name="mean-absolute-error"/>
+    <w:bookmarkEnd w:id="92"/>
+    <w:bookmarkStart w:id="95" w:name="mean-absolute-error"/>
     <w:p>
       <w:pPr>
         <w:pStyle w:val="Heading3"/>
@@ -21416,7 +21552,7 @@
         <w:t xml:space="preserve">3.7 Population mean absolute error</w:t>
       </w:r>
     </w:p>
-    <w:bookmarkStart w:id="92" w:name="def-mae"/>
+    <w:bookmarkStart w:id="93" w:name="def-mae"/>
     <w:p>
       <w:pPr>
         <w:pStyle w:val="FirstParagraph"/>
@@ -21558,6 +21694,7 @@
           </m:limUpp>
           <m:r>
             <m:rPr>
+              <m:scr m:val="double-struck"/>
               <m:sty m:val="p"/>
             </m:rPr>
             <m:t>E</m:t>
@@ -21643,8 +21780,8 @@
         <w:t xml:space="preserve">.</w:t>
       </w:r>
     </w:p>
-    <w:bookmarkEnd w:id="92"/>
-    <w:bookmarkStart w:id="93" w:name="exm-mae-gaussian"/>
+    <w:bookmarkEnd w:id="93"/>
+    <w:bookmarkStart w:id="94" w:name="exm-mae-gaussian"/>
     <w:p>
       <w:pPr>
         <w:pStyle w:val="BodyText"/>
@@ -21996,6 +22133,7 @@
               </m:r>
               <m:r>
                 <m:rPr>
+                  <m:scr m:val="double-struck"/>
                   <m:sty m:val="p"/>
                 </m:rPr>
                 <m:t>E</m:t>
@@ -22064,6 +22202,7 @@
               </m:r>
               <m:r>
                 <m:rPr>
+                  <m:scr m:val="double-struck"/>
                   <m:sty m:val="p"/>
                 </m:rPr>
                 <m:t>E</m:t>
@@ -22211,6 +22350,7 @@
               </m:r>
               <m:r>
                 <m:rPr>
+                  <m:scr m:val="double-struck"/>
                   <m:sty m:val="p"/>
                 </m:rPr>
                 <m:t>E</m:t>
@@ -24050,9 +24190,9 @@
         <w:t xml:space="preserve">).</w:t>
       </w:r>
     </w:p>
-    <w:bookmarkEnd w:id="93"/>
     <w:bookmarkEnd w:id="94"/>
-    <w:bookmarkStart w:id="108" w:name="standard-error"/>
+    <w:bookmarkEnd w:id="95"/>
+    <w:bookmarkStart w:id="109" w:name="standard-error"/>
     <w:p>
       <w:pPr>
         <w:pStyle w:val="Heading3"/>
@@ -24061,7 +24201,7 @@
         <w:t xml:space="preserve">3.8 Standard error</w:t>
       </w:r>
     </w:p>
-    <w:bookmarkStart w:id="96" w:name="def-SE"/>
+    <w:bookmarkStart w:id="97" w:name="def-SE"/>
     <w:p>
       <w:pPr>
         <w:pStyle w:val="FirstParagraph"/>
@@ -24119,7 +24259,7 @@
       <w:r>
         <w:t xml:space="preserve"> </w:t>
       </w:r>
-      <w:hyperlink r:id="rId95">
+      <w:hyperlink r:id="rId96">
         <w:r>
           <w:rPr>
             <w:rStyle w:val="Hyperlink"/>
@@ -24264,8 +24404,8 @@
         <w:t xml:space="preserve">.</w:t>
       </w:r>
     </w:p>
-    <w:bookmarkEnd w:id="96"/>
-    <w:bookmarkStart w:id="97" w:name="exm-SE-sample-mean"/>
+    <w:bookmarkEnd w:id="97"/>
+    <w:bookmarkStart w:id="98" w:name="exm-SE-sample-mean"/>
     <w:p>
       <w:pPr>
         <w:pStyle w:val="BodyText"/>
@@ -24577,8 +24717,8 @@
         <w:t xml:space="preserve">.</w:t>
       </w:r>
     </w:p>
-    <w:bookmarkEnd w:id="97"/>
-    <w:bookmarkStart w:id="98" w:name="exr-se-error-sd"/>
+    <w:bookmarkEnd w:id="98"/>
+    <w:bookmarkStart w:id="99" w:name="exr-se-error-sd"/>
     <w:p>
       <w:pPr>
         <w:pStyle w:val="BodyText"/>
@@ -24599,7 +24739,7 @@
       <w:r>
         <w:t xml:space="preserve"> </w:t>
       </w:r>
-      <w:hyperlink r:id="rId95">
+      <w:hyperlink r:id="rId96">
         <w:r>
           <w:rPr>
             <w:rStyle w:val="Hyperlink"/>
@@ -24700,8 +24840,8 @@
         <w:t xml:space="preserve">.</w:t>
       </w:r>
     </w:p>
-    <w:bookmarkEnd w:id="98"/>
-    <w:bookmarkStart w:id="99" w:name="sol-se-error-sd"/>
+    <w:bookmarkEnd w:id="99"/>
+    <w:bookmarkStart w:id="100" w:name="sol-se-error-sd"/>
     <w:p>
       <w:pPr>
         <w:pStyle w:val="BodyText"/>
@@ -25068,8 +25208,8 @@
         </m:oMath>
       </m:oMathPara>
     </w:p>
-    <w:bookmarkEnd w:id="99"/>
-    <w:bookmarkStart w:id="100" w:name="thm-se-error-sd"/>
+    <w:bookmarkEnd w:id="100"/>
+    <w:bookmarkStart w:id="101" w:name="thm-se-error-sd"/>
     <w:p>
       <w:pPr>
         <w:pStyle w:val="FirstParagraph"/>
@@ -25183,7 +25323,7 @@
         </m:oMath>
       </m:oMathPara>
     </w:p>
-    <w:bookmarkEnd w:id="100"/>
+    <w:bookmarkEnd w:id="101"/>
     <w:p>
       <w:pPr>
         <w:pStyle w:val="FirstParagraph"/>
@@ -25216,7 +25356,7 @@
         <w:t xml:space="preserve">.</w:t>
       </w:r>
     </w:p>
-    <w:bookmarkStart w:id="101" w:name="rem-standard-error-name"/>
+    <w:bookmarkStart w:id="102" w:name="rem-standard-error-name"/>
     <w:p>
       <w:pPr>
         <w:pStyle w:val="BodyText"/>
@@ -25326,8 +25466,8 @@
         <w:t xml:space="preserve">so they come up often enough to deserve their own name.</w:t>
       </w:r>
     </w:p>
-    <w:bookmarkEnd w:id="101"/>
-    <w:bookmarkStart w:id="102" w:name="exr-var-mse-bias"/>
+    <w:bookmarkEnd w:id="102"/>
+    <w:bookmarkStart w:id="103" w:name="exr-var-mse-bias"/>
     <w:p>
       <w:pPr>
         <w:pStyle w:val="BodyText"/>
@@ -25497,8 +25637,8 @@
         <w:t xml:space="preserve">.</w:t>
       </w:r>
     </w:p>
-    <w:bookmarkEnd w:id="102"/>
-    <w:bookmarkStart w:id="103" w:name="sol-var-mse-bias"/>
+    <w:bookmarkEnd w:id="103"/>
+    <w:bookmarkStart w:id="104" w:name="sol-var-mse-bias"/>
     <w:p>
       <w:pPr>
         <w:pStyle w:val="BodyText"/>
@@ -26425,8 +26565,8 @@
         </m:oMath>
       </m:oMathPara>
     </w:p>
-    <w:bookmarkEnd w:id="103"/>
-    <w:bookmarkStart w:id="104" w:name="cor-var-mse-bias"/>
+    <w:bookmarkEnd w:id="104"/>
+    <w:bookmarkStart w:id="105" w:name="cor-var-mse-bias"/>
     <w:p>
       <w:pPr>
         <w:pStyle w:val="FirstParagraph"/>
@@ -26621,7 +26761,7 @@
         </m:oMath>
       </m:oMathPara>
     </w:p>
-    <w:bookmarkEnd w:id="104"/>
+    <w:bookmarkEnd w:id="105"/>
     <w:p>
       <w:pPr>
         <w:pStyle w:val="FirstParagraph"/>
@@ -26654,7 +26794,7 @@
         <w:t xml:space="preserve">.</w:t>
       </w:r>
     </w:p>
-    <w:bookmarkStart w:id="105" w:name="exr-se-rmse-unbiased"/>
+    <w:bookmarkStart w:id="106" w:name="exr-se-rmse-unbiased"/>
     <w:p>
       <w:pPr>
         <w:pStyle w:val="BodyText"/>
@@ -26762,8 +26902,8 @@
         <w:t xml:space="preserve">.</w:t>
       </w:r>
     </w:p>
-    <w:bookmarkEnd w:id="105"/>
-    <w:bookmarkStart w:id="106" w:name="sol-se-rmse-unbiased"/>
+    <w:bookmarkEnd w:id="106"/>
+    <w:bookmarkStart w:id="107" w:name="sol-se-rmse-unbiased"/>
     <w:p>
       <w:pPr>
         <w:pStyle w:val="BodyText"/>
@@ -27026,8 +27166,8 @@
         </m:oMath>
       </m:oMathPara>
     </w:p>
-    <w:bookmarkEnd w:id="106"/>
-    <w:bookmarkStart w:id="107" w:name="cor-se-rmse-unbiased"/>
+    <w:bookmarkEnd w:id="107"/>
+    <w:bookmarkStart w:id="108" w:name="cor-se-rmse-unbiased"/>
     <w:p>
       <w:pPr>
         <w:pStyle w:val="FirstParagraph"/>
@@ -27185,7 +27325,7 @@
         </m:oMath>
       </m:oMathPara>
     </w:p>
-    <w:bookmarkEnd w:id="107"/>
+    <w:bookmarkEnd w:id="108"/>
     <w:p>
       <w:pPr>
         <w:pStyle w:val="FirstParagraph"/>
@@ -27218,9 +27358,9 @@
         <w:t xml:space="preserve">.</w:t>
       </w:r>
     </w:p>
-    <w:bookmarkEnd w:id="108"/>
     <w:bookmarkEnd w:id="109"/>
-    <w:bookmarkStart w:id="142" w:name="references"/>
+    <w:bookmarkEnd w:id="110"/>
+    <w:bookmarkStart w:id="143" w:name="references"/>
     <w:p>
       <w:pPr>
         <w:pStyle w:val="Heading2"/>
@@ -27229,8 +27369,8 @@
         <w:t xml:space="preserve">References</w:t>
       </w:r>
     </w:p>
-    <w:bookmarkStart w:id="141" w:name="refs"/>
-    <w:bookmarkStart w:id="110" w:name="ref-box_draper_1987"/>
+    <w:bookmarkStart w:id="142" w:name="refs"/>
+    <w:bookmarkStart w:id="111" w:name="ref-box_draper_1987"/>
     <w:p>
       <w:pPr>
         <w:pStyle w:val="Bibliography"/>
@@ -27261,8 +27401,8 @@
         <w:t xml:space="preserve">. in Wiley series in probability and mathematical statistics. Applied probability and statistics. New York: Wiley, 1987.</w:t>
       </w:r>
     </w:p>
-    <w:bookmarkEnd w:id="110"/>
-    <w:bookmarkStart w:id="112" w:name="ref-dunn2018generalized"/>
+    <w:bookmarkEnd w:id="111"/>
+    <w:bookmarkStart w:id="113" w:name="ref-dunn2018generalized"/>
     <w:p>
       <w:pPr>
         <w:pStyle w:val="Bibliography"/>
@@ -27309,7 +27449,7 @@
       <w:r>
         <w:t xml:space="preserve"> </w:t>
       </w:r>
-      <w:hyperlink r:id="rId111">
+      <w:hyperlink r:id="rId112">
         <w:r>
           <w:rPr>
             <w:rStyle w:val="Hyperlink"/>
@@ -27321,8 +27461,8 @@
         <w:t xml:space="preserve">.</w:t>
       </w:r>
     </w:p>
-    <w:bookmarkEnd w:id="112"/>
-    <w:bookmarkStart w:id="114" w:name="ref-van2018flexible"/>
+    <w:bookmarkEnd w:id="113"/>
+    <w:bookmarkStart w:id="115" w:name="ref-van2018flexible"/>
     <w:p>
       <w:pPr>
         <w:pStyle w:val="Bibliography"/>
@@ -27355,7 +27495,7 @@
       <w:r>
         <w:t xml:space="preserve"> </w:t>
       </w:r>
-      <w:hyperlink r:id="rId113">
+      <w:hyperlink r:id="rId114">
         <w:r>
           <w:rPr>
             <w:rStyle w:val="Hyperlink"/>
@@ -27364,8 +27504,8 @@
         </w:r>
       </w:hyperlink>
     </w:p>
-    <w:bookmarkEnd w:id="114"/>
-    <w:bookmarkStart w:id="116" w:name="ref-pohl2021estimands"/>
+    <w:bookmarkEnd w:id="115"/>
+    <w:bookmarkStart w:id="117" w:name="ref-pohl2021estimands"/>
     <w:p>
       <w:pPr>
         <w:pStyle w:val="Bibliography"/>
@@ -27431,7 +27571,7 @@
       <w:r>
         <w:t xml:space="preserve"> </w:t>
       </w:r>
-      <w:hyperlink r:id="rId115">
+      <w:hyperlink r:id="rId116">
         <w:r>
           <w:rPr>
             <w:rStyle w:val="Hyperlink"/>
@@ -27443,8 +27583,8 @@
         <w:t xml:space="preserve">.</w:t>
       </w:r>
     </w:p>
-    <w:bookmarkEnd w:id="116"/>
-    <w:bookmarkStart w:id="118" w:name="ref-lawrance2020estimand"/>
+    <w:bookmarkEnd w:id="117"/>
+    <w:bookmarkStart w:id="119" w:name="ref-lawrance2020estimand"/>
     <w:p>
       <w:pPr>
         <w:pStyle w:val="Bibliography"/>
@@ -27496,7 +27636,7 @@
       <w:r>
         <w:t xml:space="preserve"> </w:t>
       </w:r>
-      <w:hyperlink r:id="rId117">
+      <w:hyperlink r:id="rId118">
         <w:r>
           <w:rPr>
             <w:rStyle w:val="Hyperlink"/>
@@ -27508,8 +27648,8 @@
         <w:t xml:space="preserve">.</w:t>
       </w:r>
     </w:p>
-    <w:bookmarkEnd w:id="118"/>
-    <w:bookmarkStart w:id="120" w:name="ref-wikipedia_estimand"/>
+    <w:bookmarkEnd w:id="119"/>
+    <w:bookmarkStart w:id="121" w:name="ref-wikipedia_estimand"/>
     <w:p>
       <w:pPr>
         <w:pStyle w:val="Bibliography"/>
@@ -27556,7 +27696,7 @@
       <w:r>
         <w:t xml:space="preserve"> </w:t>
       </w:r>
-      <w:hyperlink r:id="rId119">
+      <w:hyperlink r:id="rId120">
         <w:r>
           <w:rPr>
             <w:rStyle w:val="Hyperlink"/>
@@ -27565,8 +27705,8 @@
         </w:r>
       </w:hyperlink>
     </w:p>
-    <w:bookmarkEnd w:id="120"/>
-    <w:bookmarkStart w:id="122" w:name="ref-wikipedia_estimator"/>
+    <w:bookmarkEnd w:id="121"/>
+    <w:bookmarkStart w:id="123" w:name="ref-wikipedia_estimator"/>
     <w:p>
       <w:pPr>
         <w:pStyle w:val="Bibliography"/>
@@ -27613,7 +27753,7 @@
       <w:r>
         <w:t xml:space="preserve"> </w:t>
       </w:r>
-      <w:hyperlink r:id="rId121">
+      <w:hyperlink r:id="rId122">
         <w:r>
           <w:rPr>
             <w:rStyle w:val="Hyperlink"/>
@@ -27622,8 +27762,8 @@
         </w:r>
       </w:hyperlink>
     </w:p>
-    <w:bookmarkEnd w:id="122"/>
-    <w:bookmarkStart w:id="124" w:name="ref-wikipedia_sampling_distribution"/>
+    <w:bookmarkEnd w:id="123"/>
+    <w:bookmarkStart w:id="125" w:name="ref-wikipedia_sampling_distribution"/>
     <w:p>
       <w:pPr>
         <w:pStyle w:val="Bibliography"/>
@@ -27670,7 +27810,7 @@
       <w:r>
         <w:t xml:space="preserve"> </w:t>
       </w:r>
-      <w:hyperlink r:id="rId123">
+      <w:hyperlink r:id="rId124">
         <w:r>
           <w:rPr>
             <w:rStyle w:val="Hyperlink"/>
@@ -27679,8 +27819,8 @@
         </w:r>
       </w:hyperlink>
     </w:p>
-    <w:bookmarkEnd w:id="124"/>
-    <w:bookmarkStart w:id="125" w:name="ref-hoggtanis2015"/>
+    <w:bookmarkEnd w:id="125"/>
+    <w:bookmarkStart w:id="126" w:name="ref-hoggtanis2015"/>
     <w:p>
       <w:pPr>
         <w:pStyle w:val="Bibliography"/>
@@ -27711,8 +27851,8 @@
         <w:t xml:space="preserve">, Tenth edition. Boston: Pearson, 2019.</w:t>
       </w:r>
     </w:p>
-    <w:bookmarkEnd w:id="125"/>
-    <w:bookmarkStart w:id="127" w:name="ref-CaseBerg01"/>
+    <w:bookmarkEnd w:id="126"/>
+    <w:bookmarkStart w:id="128" w:name="ref-CaseBerg01"/>
     <w:p>
       <w:pPr>
         <w:pStyle w:val="Bibliography"/>
@@ -27745,7 +27885,7 @@
       <w:r>
         <w:t xml:space="preserve"> </w:t>
       </w:r>
-      <w:hyperlink r:id="rId126">
+      <w:hyperlink r:id="rId127">
         <w:r>
           <w:rPr>
             <w:rStyle w:val="Hyperlink"/>
@@ -27754,8 +27894,8 @@
         </w:r>
       </w:hyperlink>
     </w:p>
-    <w:bookmarkEnd w:id="127"/>
-    <w:bookmarkStart w:id="128" w:name="ref-rice2007mathematical"/>
+    <w:bookmarkEnd w:id="128"/>
+    <w:bookmarkStart w:id="129" w:name="ref-rice2007mathematical"/>
     <w:p>
       <w:pPr>
         <w:pStyle w:val="Bibliography"/>
@@ -27786,8 +27926,8 @@
         <w:t xml:space="preserve">, 3rd ed. Belmont, CA: Cengage Learning, 2007.</w:t>
       </w:r>
     </w:p>
-    <w:bookmarkEnd w:id="128"/>
-    <w:bookmarkStart w:id="130" w:name="ref-wikipedia_bias_of_an_estimator"/>
+    <w:bookmarkEnd w:id="129"/>
+    <w:bookmarkStart w:id="131" w:name="ref-wikipedia_bias_of_an_estimator"/>
     <w:p>
       <w:pPr>
         <w:pStyle w:val="Bibliography"/>
@@ -27834,7 +27974,7 @@
       <w:r>
         <w:t xml:space="preserve"> </w:t>
       </w:r>
-      <w:hyperlink r:id="rId129">
+      <w:hyperlink r:id="rId130">
         <w:r>
           <w:rPr>
             <w:rStyle w:val="Hyperlink"/>
@@ -27843,8 +27983,8 @@
         </w:r>
       </w:hyperlink>
     </w:p>
-    <w:bookmarkEnd w:id="130"/>
-    <w:bookmarkStart w:id="132" w:name="ref-wikipedia_mean_squared_error"/>
+    <w:bookmarkEnd w:id="131"/>
+    <w:bookmarkStart w:id="133" w:name="ref-wikipedia_mean_squared_error"/>
     <w:p>
       <w:pPr>
         <w:pStyle w:val="Bibliography"/>
@@ -27891,7 +28031,7 @@
       <w:r>
         <w:t xml:space="preserve"> </w:t>
       </w:r>
-      <w:hyperlink r:id="rId131">
+      <w:hyperlink r:id="rId132">
         <w:r>
           <w:rPr>
             <w:rStyle w:val="Hyperlink"/>
@@ -27900,8 +28040,8 @@
         </w:r>
       </w:hyperlink>
     </w:p>
-    <w:bookmarkEnd w:id="132"/>
-    <w:bookmarkStart w:id="134" w:name="ref-wikipedia_root_mean_square_deviation"/>
+    <w:bookmarkEnd w:id="133"/>
+    <w:bookmarkStart w:id="135" w:name="ref-wikipedia_root_mean_square_deviation"/>
     <w:p>
       <w:pPr>
         <w:pStyle w:val="Bibliography"/>
@@ -27948,7 +28088,7 @@
       <w:r>
         <w:t xml:space="preserve"> </w:t>
       </w:r>
-      <w:hyperlink r:id="rId133">
+      <w:hyperlink r:id="rId134">
         <w:r>
           <w:rPr>
             <w:rStyle w:val="Hyperlink"/>
@@ -27957,8 +28097,8 @@
         </w:r>
       </w:hyperlink>
     </w:p>
-    <w:bookmarkEnd w:id="134"/>
-    <w:bookmarkStart w:id="136" w:name="ref-fiveminuteai_probstat"/>
+    <w:bookmarkEnd w:id="135"/>
+    <w:bookmarkStart w:id="137" w:name="ref-fiveminuteai_probstat"/>
     <w:p>
       <w:pPr>
         <w:pStyle w:val="Bibliography"/>
@@ -27990,7 +28130,7 @@
       <w:r>
         <w:t xml:space="preserve"> </w:t>
       </w:r>
-      <w:hyperlink r:id="rId135">
+      <w:hyperlink r:id="rId136">
         <w:r>
           <w:rPr>
             <w:rStyle w:val="Hyperlink"/>
@@ -27999,8 +28139,8 @@
         </w:r>
       </w:hyperlink>
     </w:p>
-    <w:bookmarkEnd w:id="136"/>
-    <w:bookmarkStart w:id="138" w:name="ref-wikipedia_mean_absolute_error"/>
+    <w:bookmarkEnd w:id="137"/>
+    <w:bookmarkStart w:id="139" w:name="ref-wikipedia_mean_absolute_error"/>
     <w:p>
       <w:pPr>
         <w:pStyle w:val="Bibliography"/>
@@ -28047,7 +28187,7 @@
       <w:r>
         <w:t xml:space="preserve"> </w:t>
       </w:r>
-      <w:hyperlink r:id="rId137">
+      <w:hyperlink r:id="rId138">
         <w:r>
           <w:rPr>
             <w:rStyle w:val="Hyperlink"/>
@@ -28056,8 +28196,8 @@
         </w:r>
       </w:hyperlink>
     </w:p>
-    <w:bookmarkEnd w:id="138"/>
-    <w:bookmarkStart w:id="140" w:name="ref-wikipedia_standard_error"/>
+    <w:bookmarkEnd w:id="139"/>
+    <w:bookmarkStart w:id="141" w:name="ref-wikipedia_standard_error"/>
     <w:p>
       <w:pPr>
         <w:pStyle w:val="Bibliography"/>
@@ -28104,7 +28244,7 @@
       <w:r>
         <w:t xml:space="preserve"> </w:t>
       </w:r>
-      <w:hyperlink r:id="rId139">
+      <w:hyperlink r:id="rId140">
         <w:r>
           <w:rPr>
             <w:rStyle w:val="Hyperlink"/>
@@ -28113,9 +28253,9 @@
         </w:r>
       </w:hyperlink>
     </w:p>
-    <w:bookmarkEnd w:id="140"/>
     <w:bookmarkEnd w:id="141"/>
     <w:bookmarkEnd w:id="142"/>
+    <w:bookmarkEnd w:id="143"/>
     <w:sectPr>
       <w:footnotePr>
         <w:numRestart w:val="eachSect"/>
